--- a/site/files/tlh/between-potential-and-ideal-tlh.docx
+++ b/site/files/tlh/between-potential-and-ideal-tlh.docx
@@ -845,11 +845,6 @@
     </w:p>
     <w:p>
       <w:r>
-        <w:t>Image description draft: Hoch 'ay'meyDaj qIlbe'; 'ay'mey joj botghachvo' rarghach, yInbogh chen, Qu' je nargh.</w:t>
-      </w:r>
-    </w:p>
-    <w:p>
-      <w:r>
         <w:t>'ay'vam patvaD lurgh chen chel: Dochmey pIm ghom 'oHbe' qo' teH'e'; bom'a' wa' 'oH, naDev wab pat Hoch Qu' pIm qeng. ghot, qo' yInbogh, Ha'DIbaHmey, tI, yab je Hoch HurDaq Qambe'. mung rap narghmeH He pIm bIH; mung'eghvo' HopchoHmeH He pIm bIH; tu'meH, mung'eghDaq cheghmeH nIDmeH He pIm bIH.</w:t>
       </w:r>
     </w:p>
@@ -966,11 +961,6 @@
     </w:p>
     <w:p>
       <w:r>
-        <w:t>Image description draft: leghwI', wab qawmoHghach, leghmeH jan ghovghach je — mung yInboghvo' chuq qIlbe'taHvIS vIt ghoSlu'.</w:t>
-      </w:r>
-    </w:p>
-    <w:p>
-      <w:r>
         <w:t>De' mIwbogh yabvo' mung leghwI'Daq</w:t>
       </w:r>
     </w:p>
@@ -1563,11 +1553,6 @@
       </w:r>
     </w:p>
     <w:p>
-      <w:r>
-        <w:t>Image description draft: shortcut lo'be'taHvIS ghojghach, chuq, yajghach je chen.</w:t>
-      </w:r>
-    </w:p>
-    <w:p>
       <w:pPr>
         <w:pStyle w:val="Heading3"/>
       </w:pPr>
@@ -1930,11 +1915,6 @@
     </w:p>
     <w:p>
       <w:r>
-        <w:t>Image description draft: HochDaq leghDaq wa' pol, qIlbe'lu' 'ej pe'lu'be'.</w:t>
-      </w:r>
-    </w:p>
-    <w:p>
-      <w:r>
         <w:t>HochDaq leghDaq poltaHbogh wa'</w:t>
       </w:r>
     </w:p>
@@ -2571,11 +2551,6 @@
       </w:r>
     </w:p>
     <w:p>
-      <w:r>
-        <w:t>Image description draft: jangghach, mung, Qu', nIHlaHbogh chuq je.</w:t>
-      </w:r>
-    </w:p>
-    <w:p>
       <w:pPr>
         <w:pStyle w:val="Heading3"/>
       </w:pPr>
@@ -2773,11 +2748,6 @@
       </w:r>
     </w:p>
     <w:p>
-      <w:r>
-        <w:t>Image description draft: lut, game, ngaQpu'bogh metta, Qu' pablaHbogh metta je joj pImghach.</w:t>
-      </w:r>
-    </w:p>
-    <w:p>
       <w:pPr>
         <w:pStyle w:val="Heading3"/>
       </w:pPr>
@@ -2920,11 +2890,6 @@
     </w:p>
     <w:p>
       <w:r>
-        <w:t>Image description draft: recursion chen; patlh Hoch mung, field, DuH, local qo' je mojlaH.</w:t>
-      </w:r>
-    </w:p>
-    <w:p>
-      <w:r>
         <w:t>modelDaq 'elpa' 'ay'vam, veHDaj qIjchu'lu'nIS: naDev narghbogh patlh wej, yIn vItmey wej neH bIHbe'. law'be' Holmey joj, recursion chut rap DelmeH parallel Holmey wej bIH. state chen vegh mughlaH vIHghach rap: sovereignty, institutions, chut, citizens, borders, trust QIH, constitutional repair je. economy vegh mughlaH: currency, debt, credit, inflation, market, labor, scarcity, surplus, balance je. psychology vegh mughlaH: ghot yInDaq insight patlhmey, poHvetlhvaD teHbogh yajghachDaq paw, 'oHvo' nargh, chenqa', DuH precise law'Daq bogh — yIn wa'Daq awareness cheghqa' yIn rur. chut, qorDu', veng, ecology, QoQ, political porgh je vegh je SachlaH. Hol Hoch chen rap 'ay' latlh leghmoHlaH.</w:t>
       </w:r>
     </w:p>
@@ -3720,11 +3685,6 @@
       </w:r>
     </w:p>
     <w:p>
-      <w:r>
-        <w:t>Image description draft: recursive layers yassen veH Hoch mung chu' mojlaH.</w:t>
-      </w:r>
-    </w:p>
-    <w:p>
       <w:pPr>
         <w:pStyle w:val="Heading3"/>
       </w:pPr>
@@ -4599,11 +4559,6 @@
       </w:r>
     </w:p>
     <w:p>
-      <w:r>
-        <w:t>Image description draft: formulas, measurement, models je boundary languages rur, final proof bIHbe'.</w:t>
-      </w:r>
-    </w:p>
-    <w:p>
       <w:pPr>
         <w:pStyle w:val="Heading3"/>
       </w:pPr>
@@ -4766,11 +4721,6 @@
     </w:p>
     <w:p>
       <w:r>
-        <w:t>Image description draft: local/non-local relations, measurement, qech-ngaS poH, message 'oHbe'bogh correlations je.</w:t>
-      </w:r>
-    </w:p>
-    <w:p>
-      <w:r>
         <w:t>Correlation message 'oHbe', qech-ngaS poH answer retlhDaq noise 'oHbe' je. warnings cha'vam Hutlhchugh locality, non-locality, contextuality je responsible lo'laHbe'. quantum mechanics vegh QubmeH mIw tobe'meH nIDbe' chaptervam, 'ej Bell, Kochen-Specker, Bohmian mechanics, measurement je philosophical slogan mojmoHbe'. bIHvo' appearance discipline ghoj 'e' nID: question chay' tlhoblu', instrument chay' lo'lu', result chay' narghmoHlu' je answer conditions 'ay' bIHchugh, Doch bopbogh nuq responsible jatlhlaHlu'?</w:t>
       </w:r>
     </w:p>
@@ -5350,11 +5300,6 @@
     </w:p>
     <w:p>
       <w:r>
-        <w:t>Image description draft: wov botlh Dechbogh figure 'ay'mey; possibility law'vo' form wIvlu'.</w:t>
-      </w:r>
-    </w:p>
-    <w:p>
-      <w:r>
         <w:t>Creation, Potential Ideal je relation nuDmeH laboratory precisequ' 'oH, excessvo' boghmo'. paq, film, series, comic, game, creative franchise je tu'lu'pa', possibilities field tlhoy tIn tu'lu': characters, plots, endings, worlds, styles, voices, appearance modes je. vaj creation add neH 'oHbe'; lonmeH Qu' je 'oH.</w:t>
       </w:r>
     </w:p>
@@ -5837,11 +5782,6 @@
       </w:r>
     </w:p>
     <w:p>
-      <w:r>
-        <w:t>Image description draft: creation field, naDev possibility form Suq 'ach completely SoQbe'.</w:t>
-      </w:r>
-    </w:p>
-    <w:p>
       <w:pPr>
         <w:pStyle w:val="Heading3"/>
       </w:pPr>
@@ -5906,11 +5846,6 @@
       </w:r>
     </w:p>
     <w:p>
-      <w:r>
-        <w:t>Image description draft: rhythm, silence, return je possibility time vegh qengmeH Hemey.</w:t>
-      </w:r>
-    </w:p>
-    <w:p>
       <w:pPr>
         <w:pStyle w:val="Heading3"/>
       </w:pPr>
@@ -5971,11 +5906,6 @@
     </w:p>
     <w:p>
       <w:r>
-        <w:t>Image description draft: engineered system, naDev Potential structure, channeling, testing, repair je moj.</w:t>
-      </w:r>
-    </w:p>
-    <w:p>
-      <w:r>
         <w:t>outsidevo' engineering SImmeH discipline rur: loads, dimensions, materials, codes, QobHom polmeH ratios, forces, sections, drawings je. architecture form discipline rur: lines, facades, spaces, light, movement, proportion, beauty je.</w:t>
       </w:r>
     </w:p>
@@ -6613,11 +6543,6 @@
     </w:p>
     <w:p>
       <w:r>
-        <w:t>Image description draft: value, exchange, responsibility je numbers neH bIHbe'; relations yInbogh bIH.</w:t>
-      </w:r>
-    </w:p>
-    <w:p>
-      <w:r>
         <w:t>Hurvo' economy numbers field rur: money, prices, interest, wages, debt, inflation, growth, exchange rates je. 'ach numbers bIngDaq question nI' tu'lu':</w:t>
       </w:r>
     </w:p>
@@ -7556,11 +7481,6 @@
     </w:p>
     <w:p>
       <w:r>
-        <w:t>Image description draft: institutions, decision, public coordination je possibility responsibilityDaq translate-meH Hemey.</w:t>
-      </w:r>
-    </w:p>
-    <w:p>
-      <w:r>
         <w:t>Hurvo' governance institutions field rur: government, law, courts, police, military, budgets, elections, committees, procedures, offices, regulations, rights, duties je. society ghotpu', groups, interests, memories, fears, desires, hopes je collection rur.</w:t>
       </w:r>
     </w:p>
@@ -8137,11 +8057,6 @@
       </w:r>
     </w:p>
     <w:p>
-      <w:r>
-        <w:t>Image description draft: law, interpretation, boundary je Daq, naDev possibility responsibilityDaq test-lu'.</w:t>
-      </w:r>
-    </w:p>
-    <w:p>
       <w:pPr>
         <w:pStyle w:val="Heading3"/>
       </w:pPr>
@@ -8658,11 +8573,6 @@
       </w:r>
     </w:p>
     <w:p>
-      <w:r>
-        <w:t>Image description draft: healing as careful reading of body, suffering, chance, conditions je.</w:t>
-      </w:r>
-    </w:p>
-    <w:p>
       <w:pPr>
         <w:pStyle w:val="Heading3"/>
       </w:pPr>
@@ -9231,11 +9141,6 @@
       </w:r>
     </w:p>
     <w:p>
-      <w:r>
-        <w:t>Image description draft: boundary wall neH 'oHbe'; possibility, form je relation guide-bogh horizon 'oH.</w:t>
-      </w:r>
-    </w:p>
-    <w:p>
       <w:pPr>
         <w:pStyle w:val="Heading3"/>
       </w:pPr>
@@ -10198,11 +10103,6 @@
     </w:p>
     <w:p>
       <w:r>
-        <w:t>Image description: horizon, visible-hidden field, viewpoint wa'vo' fully accessbe'laHbogh possibilities je.</w:t>
-      </w:r>
-    </w:p>
-    <w:p>
-      <w:r>
         <w:t>chaptervam universe vegh QubmeH mIw prove 'e' nIDbe'. universe shape Potential shape 'oHbe', cosmology moral Hap chut HurDaq qech 'oHbe'. 'ach cosmological language QubmeH mIwvaD discipline ghojmoH: horizon inside chay' Qub, choose, act je; visible part whole system 'oHbe'DI'; local global decidebe'DI'; access boundary necessarily falsehood, prison, end je 'oHbe'DI'.</w:t>
       </w:r>
     </w:p>
@@ -10562,11 +10462,6 @@
     </w:p>
     <w:p>
       <w:r>
-        <w:t>Image description draft: abstract traces, tracks, scale, experimental field je appearance-measurement boundary rur.</w:t>
-      </w:r>
-    </w:p>
-    <w:p>
-      <w:r>
         <w:t>chaptervam high-energy physics vegh QubmeH mIw prove 'e' nIDbe'. Potential energy 'oH, Ideal perfect symmetry 'oH, Optimal forces Hoch physical unification 'oH jatlhbe'. claimsvam physics borrowed authorityDaq choHmoH, discipline ghojbe'.</w:t>
       </w:r>
     </w:p>
@@ -10956,11 +10851,6 @@
     <w:p>
       <w:r>
         <w:t>Boundary, information, accessibility, traces je — physics Hap chut HurDaq proofDaq choHmoHbe'taHvIS</w:t>
-      </w:r>
-    </w:p>
-    <w:p>
-      <w:r>
-        <w:t>Image description: horizon, information, nuq disappear 'ach structural trace lonbogh threshold je.</w:t>
       </w:r>
     </w:p>
     <w:p>
